--- a/public/Rami_Kanawati_CV.docx
+++ b/public/Rami_Kanawati_CV.docx
@@ -214,7 +214,7 @@
           <w:sz w:val="22"/>
           <w:szCs w:val="22"/>
         </w:rPr>
-        <w:t xml:space="preserve">. Comfortable across the full stack with React, Next.js, React Native, and TypeScript. Co-founder and CTO of an EdTech startup, with hands-on experience integrating GenAI and LLMs into business workflows. Agile/Scrum practitioner committed to clean code, SOLID principles, and test-driven development.</w:t>
+        <w:t xml:space="preserve">. Comfortable across the full stack with React, Next.js, React Native, and TypeScript. Co-founder and Tech Lead of an EdTech startup, with hands-on experience integrating GenAI and LLMs into business workflows. Agile/Scrum practitioner committed to clean code, SOLID principles, and test-driven development.</w:t>
       </w:r>
     </w:p>
     <w:p>
@@ -508,7 +508,7 @@
           <w:sz w:val="22"/>
           <w:szCs w:val="22"/>
         </w:rPr>
-        <w:t xml:space="preserve">Co-founder &amp; CTO</w:t>
+        <w:t xml:space="preserve">Co-founder &amp; Tech Lead</w:t>
       </w:r>
       <w:r>
         <w:rPr>
